--- a/EXPORTS/DOCX/published/niveau3/English/HoofdcursusKampen.docx
+++ b/EXPORTS/DOCX/published/niveau3/English/HoofdcursusKampen.docx
@@ -532,7 +532,36 @@
           <w:color w:val="000000"/>
           <w:sz w:val="24"/>
         </w:rPr>
-        <w:t>information about the ethnographic collection of the KMA</w:t>
+        <w:t xml:space="preserve">information about the ethnographic collection of the </w:t>
+      </w:r>
+      <w:r>
+        <w:rPr>
+          <w:u w:val="single" w:color="0000ff"/>
+          <w:rFonts w:ascii="Charis SIL Regular" w:hAnsi="Charis SIL Regular" w:eastAsia="Charis SIL Regular"/>
+          <w:b w:val="0"/>
+          <w:i w:val="0"/>
+          <w:color w:val="000000"/>
+          <w:sz w:val="24"/>
+        </w:rPr>
+        <w:hyperlink r:id="rId9" w:history="1">
+          <w:r>
+            <w:rPr>
+              <w:rStyle w:val="Hyperlink"/>
+            </w:rPr>
+            <w:t>KM</w:t>
+          </w:r>
+        </w:hyperlink>
+      </w:r>
+      <w:r>
+        <w:rPr>
+          <w:u w:val="single" w:color="0000ff"/>
+          <w:rFonts w:ascii="Charis SIL Regular" w:hAnsi="Charis SIL Regular" w:eastAsia="Charis SIL Regular"/>
+          <w:b w:val="0"/>
+          <w:i w:val="0"/>
+          <w:color w:val="000000"/>
+          <w:sz w:val="24"/>
+        </w:rPr>
+        <w:t>A</w:t>
       </w:r>
       <w:r>
         <w:rPr>
@@ -1652,7 +1681,7 @@
           <w:sz w:val="24"/>
           <w:u w:val="single"/>
         </w:rPr>
-        <w:hyperlink r:id="rId14" w:history="1">
+        <w:hyperlink r:id="rId13" w:history="1">
           <w:r>
             <w:rPr>
               <w:rStyle w:val="Hyperlink"/>
@@ -1681,6 +1710,7 @@
       </w:r>
       <w:r>
         <w:rPr>
+          <w:u w:val="single" w:color="0000ff"/>
           <w:rFonts w:ascii="Charis SIL Regular" w:hAnsi="Charis SIL Regular" w:eastAsia="Charis SIL Regular"/>
           <w:b w:val="0"/>
           <w:i w:val="0"/>
@@ -1950,7 +1980,7 @@
           <w:sz w:val="24"/>
           <w:u w:val="single"/>
         </w:rPr>
-        <w:hyperlink r:id="rId15" w:history="1">
+        <w:hyperlink r:id="rId16" w:history="1">
           <w:r>
             <w:rPr>
               <w:rStyle w:val="Hyperlink"/>
@@ -1968,7 +1998,7 @@
           <w:sz w:val="24"/>
           <w:u w:val="single"/>
         </w:rPr>
-        <w:hyperlink r:id="rId16" w:history="1">
+        <w:hyperlink r:id="rId15" w:history="1">
           <w:r>
             <w:rPr>
               <w:rStyle w:val="Hyperlink"/>

--- a/EXPORTS/DOCX/published/niveau3/English/HoofdcursusKampen.docx
+++ b/EXPORTS/DOCX/published/niveau3/English/HoofdcursusKampen.docx
@@ -817,14 +817,7 @@
           <w:color w:val="000000"/>
           <w:sz w:val="24"/>
         </w:rPr>
-        <w:hyperlink r:id="rId10" w:history="1">
-          <w:r>
-            <w:rPr>
-              <w:rStyle w:val="Hyperlink"/>
-            </w:rPr>
-            <w:t>Volkenkundig M</w:t>
-          </w:r>
-        </w:hyperlink>
+        <w:t>Volkenkundig M</w:t>
       </w:r>
       <w:r>
         <w:rPr>
@@ -1681,7 +1674,7 @@
           <w:sz w:val="24"/>
           <w:u w:val="single"/>
         </w:rPr>
-        <w:hyperlink r:id="rId13" w:history="1">
+        <w:hyperlink r:id="rId14" w:history="1">
           <w:r>
             <w:rPr>
               <w:rStyle w:val="Hyperlink"/>
@@ -1699,7 +1692,7 @@
           <w:sz w:val="24"/>
           <w:u w:val="single"/>
         </w:rPr>
-        <w:hyperlink r:id="rId13" w:history="1">
+        <w:hyperlink r:id="rId14" w:history="1">
           <w:r>
             <w:rPr>
               <w:rStyle w:val="Hyperlink"/>
@@ -1735,7 +1728,7 @@
           <w:sz w:val="24"/>
           <w:u w:val="single"/>
         </w:rPr>
-        <w:hyperlink r:id="rId13" w:history="1">
+        <w:hyperlink r:id="rId15" w:history="1">
           <w:r>
             <w:rPr>
               <w:rStyle w:val="Hyperlink"/>
@@ -1764,7 +1757,7 @@
           <w:sz w:val="24"/>
           <w:u w:val="single"/>
         </w:rPr>
-        <w:hyperlink r:id="rId13" w:history="1">
+        <w:hyperlink r:id="rId15" w:history="1">
           <w:r>
             <w:rPr>
               <w:rStyle w:val="Hyperlink"/>
@@ -1782,7 +1775,7 @@
           <w:sz w:val="24"/>
           <w:u w:val="single"/>
         </w:rPr>
-        <w:hyperlink r:id="rId13" w:history="1">
+        <w:hyperlink r:id="rId15" w:history="1">
           <w:r>
             <w:rPr>
               <w:rStyle w:val="Hyperlink"/>
@@ -1880,7 +1873,7 @@
           <w:sz w:val="24"/>
           <w:u w:val="single"/>
         </w:rPr>
-        <w:hyperlink r:id="rId15" w:history="1">
+        <w:hyperlink r:id="rId16" w:history="1">
           <w:r>
             <w:rPr>
               <w:rStyle w:val="Hyperlink"/>
@@ -1898,7 +1891,7 @@
           <w:sz w:val="24"/>
           <w:u w:val="single"/>
         </w:rPr>
-        <w:hyperlink r:id="rId15" w:history="1">
+        <w:hyperlink r:id="rId16" w:history="1">
           <w:r>
             <w:rPr>
               <w:rStyle w:val="Hyperlink"/>
@@ -1916,7 +1909,7 @@
           <w:sz w:val="24"/>
           <w:u w:val="single"/>
         </w:rPr>
-        <w:hyperlink r:id="rId15" w:history="1">
+        <w:hyperlink r:id="rId16" w:history="1">
           <w:r>
             <w:rPr>
               <w:rStyle w:val="Hyperlink"/>
@@ -1934,7 +1927,7 @@
           <w:sz w:val="24"/>
           <w:u w:val="single"/>
         </w:rPr>
-        <w:hyperlink r:id="rId15" w:history="1">
+        <w:hyperlink r:id="rId16" w:history="1">
           <w:r>
             <w:rPr>
               <w:rStyle w:val="Hyperlink"/>
@@ -1962,7 +1955,7 @@
           <w:sz w:val="24"/>
           <w:u w:val="single"/>
         </w:rPr>
-        <w:hyperlink r:id="rId16" w:history="1">
+        <w:hyperlink r:id="rId17" w:history="1">
           <w:r>
             <w:rPr>
               <w:rStyle w:val="Hyperlink"/>
@@ -1998,7 +1991,7 @@
           <w:sz w:val="24"/>
           <w:u w:val="single"/>
         </w:rPr>
-        <w:hyperlink r:id="rId15" w:history="1">
+        <w:hyperlink r:id="rId16" w:history="1">
           <w:r>
             <w:rPr>
               <w:rStyle w:val="Hyperlink"/>
@@ -2165,7 +2158,7 @@
           <w:sz w:val="24"/>
           <w:u w:val="single"/>
         </w:rPr>
-        <w:hyperlink r:id="rId17" w:history="1">
+        <w:hyperlink r:id="rId18" w:history="1">
           <w:r>
             <w:rPr>
               <w:rStyle w:val="Hyperlink"/>
@@ -2183,7 +2176,7 @@
           <w:sz w:val="24"/>
           <w:u w:val="single"/>
         </w:rPr>
-        <w:hyperlink r:id="rId17" w:history="1">
+        <w:hyperlink r:id="rId18" w:history="1">
           <w:r>
             <w:rPr>
               <w:rStyle w:val="Hyperlink"/>
@@ -2201,7 +2194,7 @@
           <w:sz w:val="24"/>
           <w:u w:val="single"/>
         </w:rPr>
-        <w:hyperlink r:id="rId17" w:history="1">
+        <w:hyperlink r:id="rId18" w:history="1">
           <w:r>
             <w:rPr>
               <w:rStyle w:val="Hyperlink"/>
@@ -2219,7 +2212,7 @@
           <w:sz w:val="24"/>
           <w:u w:val="single"/>
         </w:rPr>
-        <w:hyperlink r:id="rId17" w:history="1">
+        <w:hyperlink r:id="rId18" w:history="1">
           <w:r>
             <w:rPr>
               <w:rStyle w:val="Hyperlink"/>
@@ -2237,7 +2230,7 @@
           <w:sz w:val="24"/>
           <w:u w:val="single"/>
         </w:rPr>
-        <w:hyperlink r:id="rId17" w:history="1">
+        <w:hyperlink r:id="rId18" w:history="1">
           <w:r>
             <w:rPr>
               <w:rStyle w:val="Hyperlink"/>
@@ -2255,7 +2248,7 @@
           <w:sz w:val="24"/>
           <w:u w:val="single"/>
         </w:rPr>
-        <w:hyperlink r:id="rId17" w:history="1">
+        <w:hyperlink r:id="rId18" w:history="1">
           <w:r>
             <w:rPr>
               <w:rStyle w:val="Hyperlink"/>
@@ -2273,7 +2266,7 @@
           <w:sz w:val="24"/>
           <w:u w:val="single"/>
         </w:rPr>
-        <w:hyperlink r:id="rId17" w:history="1">
+        <w:hyperlink r:id="rId18" w:history="1">
           <w:r>
             <w:rPr>
               <w:rStyle w:val="Hyperlink"/>
@@ -2291,7 +2284,7 @@
           <w:sz w:val="24"/>
           <w:u w:val="single"/>
         </w:rPr>
-        <w:hyperlink r:id="rId17" w:history="1">
+        <w:hyperlink r:id="rId18" w:history="1">
           <w:r>
             <w:rPr>
               <w:rStyle w:val="Hyperlink"/>
@@ -2309,7 +2302,7 @@
           <w:sz w:val="24"/>
           <w:u w:val="single"/>
         </w:rPr>
-        <w:hyperlink r:id="rId17" w:history="1">
+        <w:hyperlink r:id="rId18" w:history="1">
           <w:r>
             <w:rPr>
               <w:rStyle w:val="Hyperlink"/>
@@ -2327,7 +2320,7 @@
           <w:sz w:val="24"/>
           <w:u w:val="single"/>
         </w:rPr>
-        <w:hyperlink r:id="rId17" w:history="1">
+        <w:hyperlink r:id="rId18" w:history="1">
           <w:r>
             <w:rPr>
               <w:rStyle w:val="Hyperlink"/>
@@ -2345,7 +2338,7 @@
           <w:sz w:val="24"/>
           <w:u w:val="single"/>
         </w:rPr>
-        <w:hyperlink r:id="rId17" w:history="1">
+        <w:hyperlink r:id="rId18" w:history="1">
           <w:r>
             <w:rPr>
               <w:rStyle w:val="Hyperlink"/>
@@ -2363,7 +2356,7 @@
           <w:sz w:val="24"/>
           <w:u w:val="single"/>
         </w:rPr>
-        <w:hyperlink r:id="rId17" w:history="1">
+        <w:hyperlink r:id="rId18" w:history="1">
           <w:r>
             <w:rPr>
               <w:rStyle w:val="Hyperlink"/>
@@ -2381,7 +2374,7 @@
           <w:sz w:val="24"/>
           <w:u w:val="single"/>
         </w:rPr>
-        <w:hyperlink r:id="rId17" w:history="1">
+        <w:hyperlink r:id="rId18" w:history="1">
           <w:r>
             <w:rPr>
               <w:rStyle w:val="Hyperlink"/>
@@ -2399,7 +2392,7 @@
           <w:sz w:val="24"/>
           <w:u w:val="single"/>
         </w:rPr>
-        <w:hyperlink r:id="rId17" w:history="1">
+        <w:hyperlink r:id="rId18" w:history="1">
           <w:r>
             <w:rPr>
               <w:rStyle w:val="Hyperlink"/>
@@ -2417,7 +2410,7 @@
           <w:sz w:val="24"/>
           <w:u w:val="single"/>
         </w:rPr>
-        <w:hyperlink r:id="rId17" w:history="1">
+        <w:hyperlink r:id="rId18" w:history="1">
           <w:r>
             <w:rPr>
               <w:rStyle w:val="Hyperlink"/>
@@ -2578,7 +2571,7 @@
           <w:sz w:val="24"/>
           <w:u w:val="single"/>
         </w:rPr>
-        <w:hyperlink r:id="rId18" w:history="1">
+        <w:hyperlink r:id="rId19" w:history="1">
           <w:r>
             <w:rPr>
               <w:rStyle w:val="Hyperlink"/>
@@ -2596,7 +2589,7 @@
           <w:sz w:val="24"/>
           <w:u w:val="single"/>
         </w:rPr>
-        <w:hyperlink r:id="rId18" w:history="1">
+        <w:hyperlink r:id="rId19" w:history="1">
           <w:r>
             <w:rPr>
               <w:rStyle w:val="Hyperlink"/>
@@ -2614,7 +2607,7 @@
           <w:sz w:val="24"/>
           <w:u w:val="single"/>
         </w:rPr>
-        <w:hyperlink r:id="rId18" w:history="1">
+        <w:hyperlink r:id="rId19" w:history="1">
           <w:r>
             <w:rPr>
               <w:rStyle w:val="Hyperlink"/>
@@ -2632,7 +2625,7 @@
           <w:sz w:val="24"/>
           <w:u w:val="single"/>
         </w:rPr>
-        <w:hyperlink r:id="rId18" w:history="1">
+        <w:hyperlink r:id="rId19" w:history="1">
           <w:r>
             <w:rPr>
               <w:rStyle w:val="Hyperlink"/>
@@ -2650,7 +2643,7 @@
           <w:sz w:val="24"/>
           <w:u w:val="single"/>
         </w:rPr>
-        <w:hyperlink r:id="rId18" w:history="1">
+        <w:hyperlink r:id="rId19" w:history="1">
           <w:r>
             <w:rPr>
               <w:rStyle w:val="Hyperlink"/>
@@ -2671,7 +2664,7 @@
           <w:sz w:val="24"/>
           <w:u w:val="single"/>
         </w:rPr>
-        <w:hyperlink r:id="rId18" w:history="1">
+        <w:hyperlink r:id="rId19" w:history="1">
           <w:r>
             <w:rPr>
               <w:rStyle w:val="Hyperlink"/>
@@ -2689,7 +2682,7 @@
           <w:sz w:val="24"/>
           <w:u w:val="single"/>
         </w:rPr>
-        <w:hyperlink r:id="rId18" w:history="1">
+        <w:hyperlink r:id="rId19" w:history="1">
           <w:r>
             <w:rPr>
               <w:rStyle w:val="Hyperlink"/>
@@ -2707,7 +2700,7 @@
           <w:sz w:val="24"/>
           <w:u w:val="single"/>
         </w:rPr>
-        <w:hyperlink r:id="rId18" w:history="1">
+        <w:hyperlink r:id="rId19" w:history="1">
           <w:r>
             <w:rPr>
               <w:rStyle w:val="Hyperlink"/>
@@ -2725,7 +2718,7 @@
           <w:sz w:val="24"/>
           <w:u w:val="single"/>
         </w:rPr>
-        <w:hyperlink r:id="rId18" w:history="1">
+        <w:hyperlink r:id="rId19" w:history="1">
           <w:r>
             <w:rPr>
               <w:rStyle w:val="Hyperlink"/>
@@ -2743,7 +2736,7 @@
           <w:sz w:val="24"/>
           <w:u w:val="single"/>
         </w:rPr>
-        <w:hyperlink r:id="rId18" w:history="1">
+        <w:hyperlink r:id="rId19" w:history="1">
           <w:r>
             <w:rPr>
               <w:rStyle w:val="Hyperlink"/>
@@ -2891,7 +2884,7 @@
           <w:sz w:val="24"/>
           <w:u w:val="single"/>
         </w:rPr>
-        <w:hyperlink r:id="rId19" w:history="1">
+        <w:hyperlink r:id="rId20" w:history="1">
           <w:r>
             <w:rPr>
               <w:rStyle w:val="Hyperlink"/>
@@ -2909,7 +2902,7 @@
           <w:sz w:val="24"/>
           <w:u w:val="single"/>
         </w:rPr>
-        <w:hyperlink r:id="rId19" w:history="1">
+        <w:hyperlink r:id="rId20" w:history="1">
           <w:r>
             <w:rPr>
               <w:rStyle w:val="Hyperlink"/>
@@ -2927,7 +2920,7 @@
           <w:sz w:val="24"/>
           <w:u w:val="single"/>
         </w:rPr>
-        <w:hyperlink r:id="rId19" w:history="1">
+        <w:hyperlink r:id="rId20" w:history="1">
           <w:r>
             <w:rPr>
               <w:rStyle w:val="Hyperlink"/>
@@ -2945,7 +2938,7 @@
           <w:sz w:val="24"/>
           <w:u w:val="single"/>
         </w:rPr>
-        <w:hyperlink r:id="rId19" w:history="1">
+        <w:hyperlink r:id="rId20" w:history="1">
           <w:r>
             <w:rPr>
               <w:rStyle w:val="Hyperlink"/>
@@ -2963,7 +2956,7 @@
           <w:sz w:val="24"/>
           <w:u w:val="single"/>
         </w:rPr>
-        <w:hyperlink r:id="rId19" w:history="1">
+        <w:hyperlink r:id="rId20" w:history="1">
           <w:r>
             <w:rPr>
               <w:rStyle w:val="Hyperlink"/>
@@ -2981,7 +2974,7 @@
           <w:sz w:val="24"/>
           <w:u w:val="single"/>
         </w:rPr>
-        <w:hyperlink r:id="rId19" w:history="1">
+        <w:hyperlink r:id="rId20" w:history="1">
           <w:r>
             <w:rPr>
               <w:rStyle w:val="Hyperlink"/>
@@ -2999,7 +2992,7 @@
           <w:sz w:val="24"/>
           <w:u w:val="single"/>
         </w:rPr>
-        <w:hyperlink r:id="rId19" w:history="1">
+        <w:hyperlink r:id="rId20" w:history="1">
           <w:r>
             <w:rPr>
               <w:rStyle w:val="Hyperlink"/>
@@ -3017,7 +3010,7 @@
           <w:sz w:val="24"/>
           <w:u w:val="single"/>
         </w:rPr>
-        <w:hyperlink r:id="rId19" w:history="1">
+        <w:hyperlink r:id="rId20" w:history="1">
           <w:r>
             <w:rPr>
               <w:rStyle w:val="Hyperlink"/>
@@ -3035,7 +3028,7 @@
           <w:sz w:val="24"/>
           <w:u w:val="single"/>
         </w:rPr>
-        <w:hyperlink r:id="rId19" w:history="1">
+        <w:hyperlink r:id="rId20" w:history="1">
           <w:r>
             <w:rPr>
               <w:rStyle w:val="Hyperlink"/>
